--- a/Lab-2/Lab2_Report.docx
+++ b/Lab-2/Lab2_Report.docx
@@ -4,1452 +4,19 @@
   <w:body>
     <w:p>
       <w:pPr>
-        <w:jc w:val="center"/>
+        <w:jc w:val="both"/>
       </w:pPr>
       <w:r>
         <w:rPr>
-          <w:b/>
-          <w:color w:val="1F4E79"/>
-          <w:sz w:val="44"/>
+          <w:rFonts w:ascii="Calibri" w:hAnsi="Calibri"/>
+          <w:sz w:val="22"/>
         </w:rPr>
-        <w:t>Lab 2 Report</w:t>
-      </w:r>
-    </w:p>
-    <w:p>
-      <w:pPr>
-        <w:jc w:val="center"/>
-      </w:pPr>
-      <w:r>
-        <w:rPr>
-          <w:sz w:val="24"/>
-        </w:rPr>
-        <w:t>Intelligent agents and the PEAS framework</w:t>
-      </w:r>
-    </w:p>
-    <w:p>
-      <w:pPr>
-        <w:jc w:val="center"/>
-      </w:pPr>
-      <w:r>
-        <w:rPr>
-          <w:b/>
-        </w:rPr>
-        <w:t>Muhammad Ahmad | Roll No. 395</w:t>
-      </w:r>
-    </w:p>
-    <w:p>
-      <w:r>
-        <w:t>This report records the implementation, assumptions, observed output, and limitations of the lab work. Thresholds and graph weights are synthetic exercise values.</w:t>
-      </w:r>
-    </w:p>
-    <w:p>
-      <w:pPr>
-        <w:pStyle w:val="Heading1"/>
-      </w:pPr>
-      <w:r>
-        <w:t>1. Objective and assumptions</w:t>
-      </w:r>
-    </w:p>
-    <w:p>
-      <w:r>
-        <w:t>The implementation models a smart classroom energy agent. The input percept is temperature in degrees Celsius and a Boolean occupancy reading. The output is a simulated mode label. No hardware is controlled. The simple policy gives an empty room priority over temperature and uses strict comparisons: exactly 20°C and 26°C produce IDLE.</w:t>
-      </w:r>
-    </w:p>
-    <w:p>
-      <w:pPr>
-        <w:pStyle w:val="Heading1"/>
-      </w:pPr>
-      <w:r>
-        <w:t>2. PEAS specification: delivery robot</w:t>
-      </w:r>
-    </w:p>
-    <w:tbl>
-      <w:tblPr>
-        <w:tblStyle w:val="TableGrid"/>
-        <w:tblW w:type="auto" w:w="0"/>
-        <w:jc w:val="center"/>
-        <w:tblLook w:firstColumn="1" w:firstRow="1" w:lastColumn="0" w:lastRow="0" w:noHBand="0" w:noVBand="1" w:val="04A0"/>
-      </w:tblPr>
-      <w:tblGrid>
-        <w:gridCol w:w="5040"/>
-        <w:gridCol w:w="5040"/>
-      </w:tblGrid>
-      <w:tr>
-        <w:tc>
-          <w:tcPr>
-            <w:tcW w:type="dxa" w:w="5040"/>
-            <w:vAlign w:val="center"/>
-            <w:shd w:fill="D9EAF7"/>
-          </w:tcPr>
-          <w:p>
-            <w:r/>
-            <w:r>
-              <w:rPr>
-                <w:b/>
-                <w:sz w:val="18"/>
-              </w:rPr>
-              <w:t>PEAS element</w:t>
-            </w:r>
-          </w:p>
-        </w:tc>
-        <w:tc>
-          <w:tcPr>
-            <w:tcW w:type="dxa" w:w="5040"/>
-            <w:vAlign w:val="center"/>
-            <w:shd w:fill="D9EAF7"/>
-          </w:tcPr>
-          <w:p>
-            <w:r/>
-            <w:r>
-              <w:rPr>
-                <w:b/>
-                <w:sz w:val="18"/>
-              </w:rPr>
-              <w:t>Concrete entries</w:t>
-            </w:r>
-          </w:p>
-        </w:tc>
-      </w:tr>
-      <w:tr>
-        <w:tc>
-          <w:tcPr>
-            <w:tcW w:type="dxa" w:w="5040"/>
-            <w:vAlign w:val="center"/>
-          </w:tcPr>
-          <w:p>
-            <w:r/>
-            <w:r>
-              <w:rPr>
-                <w:b w:val="0"/>
-                <w:sz w:val="18"/>
-              </w:rPr>
-              <w:t>Performance</w:t>
-            </w:r>
-          </w:p>
-        </w:tc>
-        <w:tc>
-          <w:tcPr>
-            <w:tcW w:type="dxa" w:w="5040"/>
-            <w:vAlign w:val="center"/>
-          </w:tcPr>
-          <w:p>
-            <w:r/>
-            <w:r>
-              <w:rPr>
-                <w:b w:val="0"/>
-                <w:sz w:val="18"/>
-              </w:rPr>
-              <w:t>On-time delivery; collision-free movement; correct package handoff; battery and privacy constraints.</w:t>
-            </w:r>
-          </w:p>
-        </w:tc>
-      </w:tr>
-      <w:tr>
-        <w:tc>
-          <w:tcPr>
-            <w:tcW w:type="dxa" w:w="5040"/>
-            <w:vAlign w:val="center"/>
-          </w:tcPr>
-          <w:p>
-            <w:r/>
-            <w:r>
-              <w:rPr>
-                <w:b w:val="0"/>
-                <w:sz w:val="18"/>
-              </w:rPr>
-              <w:t>Environment</w:t>
-            </w:r>
-          </w:p>
-        </w:tc>
-        <w:tc>
-          <w:tcPr>
-            <w:tcW w:type="dxa" w:w="5040"/>
-            <w:vAlign w:val="center"/>
-          </w:tcPr>
-          <w:p>
-            <w:r/>
-            <w:r>
-              <w:rPr>
-                <w:b w:val="0"/>
-                <w:sz w:val="18"/>
-              </w:rPr>
-              <w:t>Campus paths; rooms and lifts; people, bicycles and weather.</w:t>
-            </w:r>
-          </w:p>
-        </w:tc>
-      </w:tr>
-      <w:tr>
-        <w:tc>
-          <w:tcPr>
-            <w:tcW w:type="dxa" w:w="5040"/>
-            <w:vAlign w:val="center"/>
-          </w:tcPr>
-          <w:p>
-            <w:r/>
-            <w:r>
-              <w:rPr>
-                <w:b w:val="0"/>
-                <w:sz w:val="18"/>
-              </w:rPr>
-              <w:t>Actuators</w:t>
-            </w:r>
-          </w:p>
-        </w:tc>
-        <w:tc>
-          <w:tcPr>
-            <w:tcW w:type="dxa" w:w="5040"/>
-            <w:vAlign w:val="center"/>
-          </w:tcPr>
-          <w:p>
-            <w:r/>
-            <w:r>
-              <w:rPr>
-                <w:b w:val="0"/>
-                <w:sz w:val="18"/>
-              </w:rPr>
-              <w:t>Wheels/steering; brake; speaker/display for alerts; package compartment lock.</w:t>
-            </w:r>
-          </w:p>
-        </w:tc>
-      </w:tr>
-      <w:tr>
-        <w:tc>
-          <w:tcPr>
-            <w:tcW w:type="dxa" w:w="5040"/>
-            <w:vAlign w:val="center"/>
-          </w:tcPr>
-          <w:p>
-            <w:r/>
-            <w:r>
-              <w:rPr>
-                <w:b w:val="0"/>
-                <w:sz w:val="18"/>
-              </w:rPr>
-              <w:t>Sensors</w:t>
-            </w:r>
-          </w:p>
-        </w:tc>
-        <w:tc>
-          <w:tcPr>
-            <w:tcW w:type="dxa" w:w="5040"/>
-            <w:vAlign w:val="center"/>
-          </w:tcPr>
-          <w:p>
-            <w:r/>
-            <w:r>
-              <w:rPr>
-                <w:b w:val="0"/>
-                <w:sz w:val="18"/>
-              </w:rPr>
-              <w:t>Camera/LiDAR; wheel odometry; GPS or indoor beacons; package and battery sensors.</w:t>
-            </w:r>
-          </w:p>
-        </w:tc>
-      </w:tr>
-    </w:tbl>
-    <w:p/>
-    <w:p>
-      <w:r>
-        <w:t>Trade-off: the robot must not optimise delivery speed by moving unsafely around people. The simplified simulator is more predictable than a real campus. Hidden variables include a person entering from outside the sensor range and a blocked lift. A path that is safe in the map can become uncertain in the real environment.</w:t>
-      </w:r>
-    </w:p>
-    <w:p>
-      <w:pPr>
-        <w:pStyle w:val="Heading1"/>
-      </w:pPr>
-      <w:r>
-        <w:t>3. PEAS specification: LLM-based student-support agent</w:t>
-      </w:r>
-    </w:p>
-    <w:tbl>
-      <w:tblPr>
-        <w:tblStyle w:val="TableGrid"/>
-        <w:tblW w:type="auto" w:w="0"/>
-        <w:jc w:val="center"/>
-        <w:tblLook w:firstColumn="1" w:firstRow="1" w:lastColumn="0" w:lastRow="0" w:noHBand="0" w:noVBand="1" w:val="04A0"/>
-      </w:tblPr>
-      <w:tblGrid>
-        <w:gridCol w:w="5040"/>
-        <w:gridCol w:w="5040"/>
-      </w:tblGrid>
-      <w:tr>
-        <w:tc>
-          <w:tcPr>
-            <w:tcW w:type="dxa" w:w="5040"/>
-            <w:vAlign w:val="center"/>
-            <w:shd w:fill="D9EAF7"/>
-          </w:tcPr>
-          <w:p>
-            <w:r/>
-            <w:r>
-              <w:rPr>
-                <w:b/>
-                <w:sz w:val="18"/>
-              </w:rPr>
-              <w:t>PEAS element</w:t>
-            </w:r>
-          </w:p>
-        </w:tc>
-        <w:tc>
-          <w:tcPr>
-            <w:tcW w:type="dxa" w:w="5040"/>
-            <w:vAlign w:val="center"/>
-            <w:shd w:fill="D9EAF7"/>
-          </w:tcPr>
-          <w:p>
-            <w:r/>
-            <w:r>
-              <w:rPr>
-                <w:b/>
-                <w:sz w:val="18"/>
-              </w:rPr>
-              <w:t>Concrete entries</w:t>
-            </w:r>
-          </w:p>
-        </w:tc>
-      </w:tr>
-      <w:tr>
-        <w:tc>
-          <w:tcPr>
-            <w:tcW w:type="dxa" w:w="5040"/>
-            <w:vAlign w:val="center"/>
-          </w:tcPr>
-          <w:p>
-            <w:r/>
-            <w:r>
-              <w:rPr>
-                <w:b w:val="0"/>
-                <w:sz w:val="18"/>
-              </w:rPr>
-              <w:t>Performance</w:t>
-            </w:r>
-          </w:p>
-        </w:tc>
-        <w:tc>
-          <w:tcPr>
-            <w:tcW w:type="dxa" w:w="5040"/>
-            <w:vAlign w:val="center"/>
-          </w:tcPr>
-          <w:p>
-            <w:r/>
-            <w:r>
-              <w:rPr>
-                <w:b w:val="0"/>
-                <w:sz w:val="18"/>
-              </w:rPr>
-              <w:t>Correct and supported answers; useful explanations; respectful response; no exposure of private records.</w:t>
-            </w:r>
-          </w:p>
-        </w:tc>
-      </w:tr>
-      <w:tr>
-        <w:tc>
-          <w:tcPr>
-            <w:tcW w:type="dxa" w:w="5040"/>
-            <w:vAlign w:val="center"/>
-          </w:tcPr>
-          <w:p>
-            <w:r/>
-            <w:r>
-              <w:rPr>
-                <w:b w:val="0"/>
-                <w:sz w:val="18"/>
-              </w:rPr>
-              <w:t>Environment</w:t>
-            </w:r>
-          </w:p>
-        </w:tc>
-        <w:tc>
-          <w:tcPr>
-            <w:tcW w:type="dxa" w:w="5040"/>
-            <w:vAlign w:val="center"/>
-          </w:tcPr>
-          <w:p>
-            <w:r/>
-            <w:r>
-              <w:rPr>
-                <w:b w:val="0"/>
-                <w:sz w:val="18"/>
-              </w:rPr>
-              <w:t>Student questions; course material; office-hour rules; changing deadlines and service availability.</w:t>
-            </w:r>
-          </w:p>
-        </w:tc>
-      </w:tr>
-      <w:tr>
-        <w:tc>
-          <w:tcPr>
-            <w:tcW w:type="dxa" w:w="5040"/>
-            <w:vAlign w:val="center"/>
-          </w:tcPr>
-          <w:p>
-            <w:r/>
-            <w:r>
-              <w:rPr>
-                <w:b w:val="0"/>
-                <w:sz w:val="18"/>
-              </w:rPr>
-              <w:t>Actuators</w:t>
-            </w:r>
-          </w:p>
-        </w:tc>
-        <w:tc>
-          <w:tcPr>
-            <w:tcW w:type="dxa" w:w="5040"/>
-            <w:vAlign w:val="center"/>
-          </w:tcPr>
-          <w:p>
-            <w:r/>
-            <w:r>
-              <w:rPr>
-                <w:b w:val="0"/>
-                <w:sz w:val="18"/>
-              </w:rPr>
-              <w:t>Chat response; links to approved documents; ticket creation only after user confirmation.</w:t>
-            </w:r>
-          </w:p>
-        </w:tc>
-      </w:tr>
-      <w:tr>
-        <w:tc>
-          <w:tcPr>
-            <w:tcW w:type="dxa" w:w="5040"/>
-            <w:vAlign w:val="center"/>
-          </w:tcPr>
-          <w:p>
-            <w:r/>
-            <w:r>
-              <w:rPr>
-                <w:b w:val="0"/>
-                <w:sz w:val="18"/>
-              </w:rPr>
-              <w:t>Sensors</w:t>
-            </w:r>
-          </w:p>
-        </w:tc>
-        <w:tc>
-          <w:tcPr>
-            <w:tcW w:type="dxa" w:w="5040"/>
-            <w:vAlign w:val="center"/>
-          </w:tcPr>
-          <w:p>
-            <w:r/>
-            <w:r>
-              <w:rPr>
-                <w:b w:val="0"/>
-                <w:sz w:val="18"/>
-              </w:rPr>
-              <w:t>User message; retrieved course documents; approved calendar/FAQ tool results; conversation context.</w:t>
-            </w:r>
-          </w:p>
-        </w:tc>
-      </w:tr>
-    </w:tbl>
-    <w:p/>
-    <w:p>
-      <w:r>
-        <w:t>Operational assumptions: the agent may read approved course documents and a read-only FAQ/calendar tool, but it cannot change grades, submit official forms or invent policy. Trade-off: reply speed must not be rewarded above correctness. Hidden variables include the student’s real deadline, emotional state and an unrecorded policy exception. Retrieved facts may be stale, so the agent should show sources or escalate.</w:t>
-      </w:r>
-    </w:p>
-    <w:p>
-      <w:pPr>
-        <w:pStyle w:val="Heading1"/>
-      </w:pPr>
-      <w:r>
-        <w:t>4. Environment classifications</w:t>
-      </w:r>
-    </w:p>
-    <w:tbl>
-      <w:tblPr>
-        <w:tblStyle w:val="TableGrid"/>
-        <w:tblW w:type="auto" w:w="0"/>
-        <w:jc w:val="center"/>
-        <w:tblLook w:firstColumn="1" w:firstRow="1" w:lastColumn="0" w:lastRow="0" w:noHBand="0" w:noVBand="1" w:val="04A0"/>
-      </w:tblPr>
-      <w:tblGrid>
-        <w:gridCol w:w="2520"/>
-        <w:gridCol w:w="2520"/>
-        <w:gridCol w:w="2520"/>
-        <w:gridCol w:w="2520"/>
-      </w:tblGrid>
-      <w:tr>
-        <w:tc>
-          <w:tcPr>
-            <w:tcW w:type="dxa" w:w="2520"/>
-            <w:vAlign w:val="center"/>
-            <w:shd w:fill="D9EAF7"/>
-          </w:tcPr>
-          <w:p>
-            <w:r/>
-            <w:r>
-              <w:rPr>
-                <w:b/>
-                <w:sz w:val="18"/>
-              </w:rPr>
-              <w:t>System</w:t>
-            </w:r>
-          </w:p>
-        </w:tc>
-        <w:tc>
-          <w:tcPr>
-            <w:tcW w:type="dxa" w:w="2520"/>
-            <w:vAlign w:val="center"/>
-            <w:shd w:fill="D9EAF7"/>
-          </w:tcPr>
-          <w:p>
-            <w:r/>
-            <w:r>
-              <w:rPr>
-                <w:b/>
-                <w:sz w:val="18"/>
-              </w:rPr>
-              <w:t>Observability</w:t>
-            </w:r>
-          </w:p>
-        </w:tc>
-        <w:tc>
-          <w:tcPr>
-            <w:tcW w:type="dxa" w:w="2520"/>
-            <w:vAlign w:val="center"/>
-            <w:shd w:fill="D9EAF7"/>
-          </w:tcPr>
-          <w:p>
-            <w:r/>
-            <w:r>
-              <w:rPr>
-                <w:b/>
-                <w:sz w:val="18"/>
-              </w:rPr>
-              <w:t>Determinism</w:t>
-            </w:r>
-          </w:p>
-        </w:tc>
-        <w:tc>
-          <w:tcPr>
-            <w:tcW w:type="dxa" w:w="2520"/>
-            <w:vAlign w:val="center"/>
-            <w:shd w:fill="D9EAF7"/>
-          </w:tcPr>
-          <w:p>
-            <w:r/>
-            <w:r>
-              <w:rPr>
-                <w:b/>
-                <w:sz w:val="18"/>
-              </w:rPr>
-              <w:t>Justification</w:t>
-            </w:r>
-          </w:p>
-        </w:tc>
-      </w:tr>
-      <w:tr>
-        <w:tc>
-          <w:tcPr>
-            <w:tcW w:type="dxa" w:w="2520"/>
-            <w:vAlign w:val="center"/>
-          </w:tcPr>
-          <w:p>
-            <w:r/>
-            <w:r>
-              <w:rPr>
-                <w:b w:val="0"/>
-                <w:sz w:val="18"/>
-              </w:rPr>
-              <w:t>Delivery robot</w:t>
-            </w:r>
-          </w:p>
-        </w:tc>
-        <w:tc>
-          <w:tcPr>
-            <w:tcW w:type="dxa" w:w="2520"/>
-            <w:vAlign w:val="center"/>
-          </w:tcPr>
-          <w:p>
-            <w:r/>
-            <w:r>
-              <w:rPr>
-                <w:b w:val="0"/>
-                <w:sz w:val="18"/>
-              </w:rPr>
-              <w:t>Partially observable</w:t>
-            </w:r>
-          </w:p>
-        </w:tc>
-        <w:tc>
-          <w:tcPr>
-            <w:tcW w:type="dxa" w:w="2520"/>
-            <w:vAlign w:val="center"/>
-          </w:tcPr>
-          <w:p>
-            <w:r/>
-            <w:r>
-              <w:rPr>
-                <w:b w:val="0"/>
-                <w:sz w:val="18"/>
-              </w:rPr>
-              <w:t>Stochastic</w:t>
-            </w:r>
-          </w:p>
-        </w:tc>
-        <w:tc>
-          <w:tcPr>
-            <w:tcW w:type="dxa" w:w="2520"/>
-            <w:vAlign w:val="center"/>
-          </w:tcPr>
-          <w:p>
-            <w:r/>
-            <w:r>
-              <w:rPr>
-                <w:b w:val="0"/>
-                <w:sz w:val="18"/>
-              </w:rPr>
-              <w:t>Sensors omit hidden people/obstacles; motion and human behaviour are uncertain.</w:t>
-            </w:r>
-          </w:p>
-        </w:tc>
-      </w:tr>
-      <w:tr>
-        <w:tc>
-          <w:tcPr>
-            <w:tcW w:type="dxa" w:w="2520"/>
-            <w:vAlign w:val="center"/>
-          </w:tcPr>
-          <w:p>
-            <w:r/>
-            <w:r>
-              <w:rPr>
-                <w:b w:val="0"/>
-                <w:sz w:val="18"/>
-              </w:rPr>
-              <w:t>Student-support agent</w:t>
-            </w:r>
-          </w:p>
-        </w:tc>
-        <w:tc>
-          <w:tcPr>
-            <w:tcW w:type="dxa" w:w="2520"/>
-            <w:vAlign w:val="center"/>
-          </w:tcPr>
-          <w:p>
-            <w:r/>
-            <w:r>
-              <w:rPr>
-                <w:b w:val="0"/>
-                <w:sz w:val="18"/>
-              </w:rPr>
-              <w:t>Partially observable</w:t>
-            </w:r>
-          </w:p>
-        </w:tc>
-        <w:tc>
-          <w:tcPr>
-            <w:tcW w:type="dxa" w:w="2520"/>
-            <w:vAlign w:val="center"/>
-          </w:tcPr>
-          <w:p>
-            <w:r/>
-            <w:r>
-              <w:rPr>
-                <w:b w:val="0"/>
-                <w:sz w:val="18"/>
-              </w:rPr>
-              <w:t>Stochastic</w:t>
-            </w:r>
-          </w:p>
-        </w:tc>
-        <w:tc>
-          <w:tcPr>
-            <w:tcW w:type="dxa" w:w="2520"/>
-            <w:vAlign w:val="center"/>
-          </w:tcPr>
-          <w:p>
-            <w:r/>
-            <w:r>
-              <w:rPr>
-                <w:b w:val="0"/>
-                <w:sz w:val="18"/>
-              </w:rPr>
-              <w:t>The message omits context and user intent; users and external services can respond unpredictably.</w:t>
-            </w:r>
-          </w:p>
-        </w:tc>
-      </w:tr>
-    </w:tbl>
-    <w:p/>
-    <w:p>
-      <w:r>
-        <w:t>At the narrow simulator boundary, a classroom policy is deterministic: the same temperature and occupancy produce the same mode. At the real-system boundary it is partially observable and partly stochastic because sensor faults, comfort and actuator effects are not fully represented. Environment labels depend on the chosen model boundary.</w:t>
-      </w:r>
-    </w:p>
-    <w:p>
-      <w:pPr>
-        <w:pStyle w:val="Heading1"/>
-      </w:pPr>
-      <w:r>
-        <w:t>5. Reflex and stateful implementation</w:t>
-      </w:r>
-    </w:p>
-    <w:p>
-      <w:r>
-        <w:t>The reflex version maps each percept directly to a mode and can request COOL repeatedly. The stateful version stores previous_mode and returns both the target mode and whether a command should be sent. This is memory, not learning from data.</w:t>
-      </w:r>
-    </w:p>
-    <w:p>
-      <w:pPr>
-        <w:pStyle w:val="NoSpacing"/>
-      </w:pPr>
-      <w:r>
-        <w:rPr>
-          <w:rFonts w:ascii="Consolas" w:hAnsi="Consolas"/>
-          <w:sz w:val="17"/>
-        </w:rPr>
-        <w:t>step | previous | percept | target | command</w:t>
-        <w:br/>
-        <w:t>1 | None | (29, True) | COOL | SEND</w:t>
-        <w:br/>
-        <w:t>2 | COOL | (29, True) | COOL | NO_COMMAND</w:t>
-        <w:br/>
-        <w:t>3 | COOL | (20, True) | IDLE | SEND</w:t>
-        <w:br/>
-        <w:t>4 | IDLE | (26, True) | IDLE | NO_COMMAND</w:t>
-        <w:br/>
-        <w:t>5 | IDLE | (19, True) | WARM | SEND</w:t>
-        <w:br/>
-        <w:t>6 | WARM | (29, False) | ECO | SEND</w:t>
-        <w:br/>
-        <w:t>7 | ECO | (29, False) | ECO | NO_COMMAND</w:t>
-      </w:r>
-    </w:p>
-    <w:tbl>
-      <w:tblPr>
-        <w:tblStyle w:val="TableGrid"/>
-        <w:tblW w:type="auto" w:w="0"/>
-        <w:jc w:val="center"/>
-        <w:tblLook w:firstColumn="1" w:firstRow="1" w:lastColumn="0" w:lastRow="0" w:noHBand="0" w:noVBand="1" w:val="04A0"/>
-      </w:tblPr>
-      <w:tblGrid>
-        <w:gridCol w:w="2016"/>
-        <w:gridCol w:w="2016"/>
-        <w:gridCol w:w="2016"/>
-        <w:gridCol w:w="2016"/>
-        <w:gridCol w:w="2016"/>
-      </w:tblGrid>
-      <w:tr>
-        <w:tc>
-          <w:tcPr>
-            <w:tcW w:type="dxa" w:w="2016"/>
-            <w:vAlign w:val="center"/>
-            <w:shd w:fill="D9EAF7"/>
-          </w:tcPr>
-          <w:p>
-            <w:r/>
-            <w:r>
-              <w:rPr>
-                <w:b/>
-                <w:sz w:val="18"/>
-              </w:rPr>
-              <w:t>Step</w:t>
-            </w:r>
-          </w:p>
-        </w:tc>
-        <w:tc>
-          <w:tcPr>
-            <w:tcW w:type="dxa" w:w="2016"/>
-            <w:vAlign w:val="center"/>
-            <w:shd w:fill="D9EAF7"/>
-          </w:tcPr>
-          <w:p>
-            <w:r/>
-            <w:r>
-              <w:rPr>
-                <w:b/>
-                <w:sz w:val="18"/>
-              </w:rPr>
-              <w:t>Previous mode</w:t>
-            </w:r>
-          </w:p>
-        </w:tc>
-        <w:tc>
-          <w:tcPr>
-            <w:tcW w:type="dxa" w:w="2016"/>
-            <w:vAlign w:val="center"/>
-            <w:shd w:fill="D9EAF7"/>
-          </w:tcPr>
-          <w:p>
-            <w:r/>
-            <w:r>
-              <w:rPr>
-                <w:b/>
-                <w:sz w:val="18"/>
-              </w:rPr>
-              <w:t>Percept</w:t>
-            </w:r>
-          </w:p>
-        </w:tc>
-        <w:tc>
-          <w:tcPr>
-            <w:tcW w:type="dxa" w:w="2016"/>
-            <w:vAlign w:val="center"/>
-            <w:shd w:fill="D9EAF7"/>
-          </w:tcPr>
-          <w:p>
-            <w:r/>
-            <w:r>
-              <w:rPr>
-                <w:b/>
-                <w:sz w:val="18"/>
-              </w:rPr>
-              <w:t>Target</w:t>
-            </w:r>
-          </w:p>
-        </w:tc>
-        <w:tc>
-          <w:tcPr>
-            <w:tcW w:type="dxa" w:w="2016"/>
-            <w:vAlign w:val="center"/>
-            <w:shd w:fill="D9EAF7"/>
-          </w:tcPr>
-          <w:p>
-            <w:r/>
-            <w:r>
-              <w:rPr>
-                <w:b/>
-                <w:sz w:val="18"/>
-              </w:rPr>
-              <w:t>Command</w:t>
-            </w:r>
-          </w:p>
-        </w:tc>
-      </w:tr>
-      <w:tr>
-        <w:tc>
-          <w:tcPr>
-            <w:tcW w:type="dxa" w:w="2016"/>
-            <w:vAlign w:val="center"/>
-          </w:tcPr>
-          <w:p>
-            <w:r/>
-            <w:r>
-              <w:rPr>
-                <w:b w:val="0"/>
-                <w:sz w:val="18"/>
-              </w:rPr>
-              <w:t>1</w:t>
-            </w:r>
-          </w:p>
-        </w:tc>
-        <w:tc>
-          <w:tcPr>
-            <w:tcW w:type="dxa" w:w="2016"/>
-            <w:vAlign w:val="center"/>
-          </w:tcPr>
-          <w:p>
-            <w:r/>
-            <w:r>
-              <w:rPr>
-                <w:b w:val="0"/>
-                <w:sz w:val="18"/>
-              </w:rPr>
-              <w:t>None</w:t>
-            </w:r>
-          </w:p>
-        </w:tc>
-        <w:tc>
-          <w:tcPr>
-            <w:tcW w:type="dxa" w:w="2016"/>
-            <w:vAlign w:val="center"/>
-          </w:tcPr>
-          <w:p>
-            <w:r/>
-            <w:r>
-              <w:rPr>
-                <w:b w:val="0"/>
-                <w:sz w:val="18"/>
-              </w:rPr>
-              <w:t>(29, True)</w:t>
-            </w:r>
-          </w:p>
-        </w:tc>
-        <w:tc>
-          <w:tcPr>
-            <w:tcW w:type="dxa" w:w="2016"/>
-            <w:vAlign w:val="center"/>
-          </w:tcPr>
-          <w:p>
-            <w:r/>
-            <w:r>
-              <w:rPr>
-                <w:b w:val="0"/>
-                <w:sz w:val="18"/>
-              </w:rPr>
-              <w:t>COOL</w:t>
-            </w:r>
-          </w:p>
-        </w:tc>
-        <w:tc>
-          <w:tcPr>
-            <w:tcW w:type="dxa" w:w="2016"/>
-            <w:vAlign w:val="center"/>
-          </w:tcPr>
-          <w:p>
-            <w:r/>
-            <w:r>
-              <w:rPr>
-                <w:b w:val="0"/>
-                <w:sz w:val="18"/>
-              </w:rPr>
-              <w:t>SEND</w:t>
-            </w:r>
-          </w:p>
-        </w:tc>
-      </w:tr>
-      <w:tr>
-        <w:tc>
-          <w:tcPr>
-            <w:tcW w:type="dxa" w:w="2016"/>
-            <w:vAlign w:val="center"/>
-          </w:tcPr>
-          <w:p>
-            <w:r/>
-            <w:r>
-              <w:rPr>
-                <w:b w:val="0"/>
-                <w:sz w:val="18"/>
-              </w:rPr>
-              <w:t>2</w:t>
-            </w:r>
-          </w:p>
-        </w:tc>
-        <w:tc>
-          <w:tcPr>
-            <w:tcW w:type="dxa" w:w="2016"/>
-            <w:vAlign w:val="center"/>
-          </w:tcPr>
-          <w:p>
-            <w:r/>
-            <w:r>
-              <w:rPr>
-                <w:b w:val="0"/>
-                <w:sz w:val="18"/>
-              </w:rPr>
-              <w:t>COOL</w:t>
-            </w:r>
-          </w:p>
-        </w:tc>
-        <w:tc>
-          <w:tcPr>
-            <w:tcW w:type="dxa" w:w="2016"/>
-            <w:vAlign w:val="center"/>
-          </w:tcPr>
-          <w:p>
-            <w:r/>
-            <w:r>
-              <w:rPr>
-                <w:b w:val="0"/>
-                <w:sz w:val="18"/>
-              </w:rPr>
-              <w:t>(29, True)</w:t>
-            </w:r>
-          </w:p>
-        </w:tc>
-        <w:tc>
-          <w:tcPr>
-            <w:tcW w:type="dxa" w:w="2016"/>
-            <w:vAlign w:val="center"/>
-          </w:tcPr>
-          <w:p>
-            <w:r/>
-            <w:r>
-              <w:rPr>
-                <w:b w:val="0"/>
-                <w:sz w:val="18"/>
-              </w:rPr>
-              <w:t>COOL</w:t>
-            </w:r>
-          </w:p>
-        </w:tc>
-        <w:tc>
-          <w:tcPr>
-            <w:tcW w:type="dxa" w:w="2016"/>
-            <w:vAlign w:val="center"/>
-          </w:tcPr>
-          <w:p>
-            <w:r/>
-            <w:r>
-              <w:rPr>
-                <w:b w:val="0"/>
-                <w:sz w:val="18"/>
-              </w:rPr>
-              <w:t>NO_COMMAND</w:t>
-            </w:r>
-          </w:p>
-        </w:tc>
-      </w:tr>
-      <w:tr>
-        <w:tc>
-          <w:tcPr>
-            <w:tcW w:type="dxa" w:w="2016"/>
-            <w:vAlign w:val="center"/>
-          </w:tcPr>
-          <w:p>
-            <w:r/>
-            <w:r>
-              <w:rPr>
-                <w:b w:val="0"/>
-                <w:sz w:val="18"/>
-              </w:rPr>
-              <w:t>3</w:t>
-            </w:r>
-          </w:p>
-        </w:tc>
-        <w:tc>
-          <w:tcPr>
-            <w:tcW w:type="dxa" w:w="2016"/>
-            <w:vAlign w:val="center"/>
-          </w:tcPr>
-          <w:p>
-            <w:r/>
-            <w:r>
-              <w:rPr>
-                <w:b w:val="0"/>
-                <w:sz w:val="18"/>
-              </w:rPr>
-              <w:t>COOL</w:t>
-            </w:r>
-          </w:p>
-        </w:tc>
-        <w:tc>
-          <w:tcPr>
-            <w:tcW w:type="dxa" w:w="2016"/>
-            <w:vAlign w:val="center"/>
-          </w:tcPr>
-          <w:p>
-            <w:r/>
-            <w:r>
-              <w:rPr>
-                <w:b w:val="0"/>
-                <w:sz w:val="18"/>
-              </w:rPr>
-              <w:t>(20, True)</w:t>
-            </w:r>
-          </w:p>
-        </w:tc>
-        <w:tc>
-          <w:tcPr>
-            <w:tcW w:type="dxa" w:w="2016"/>
-            <w:vAlign w:val="center"/>
-          </w:tcPr>
-          <w:p>
-            <w:r/>
-            <w:r>
-              <w:rPr>
-                <w:b w:val="0"/>
-                <w:sz w:val="18"/>
-              </w:rPr>
-              <w:t>IDLE</w:t>
-            </w:r>
-          </w:p>
-        </w:tc>
-        <w:tc>
-          <w:tcPr>
-            <w:tcW w:type="dxa" w:w="2016"/>
-            <w:vAlign w:val="center"/>
-          </w:tcPr>
-          <w:p>
-            <w:r/>
-            <w:r>
-              <w:rPr>
-                <w:b w:val="0"/>
-                <w:sz w:val="18"/>
-              </w:rPr>
-              <w:t>SEND</w:t>
-            </w:r>
-          </w:p>
-        </w:tc>
-      </w:tr>
-      <w:tr>
-        <w:tc>
-          <w:tcPr>
-            <w:tcW w:type="dxa" w:w="2016"/>
-            <w:vAlign w:val="center"/>
-          </w:tcPr>
-          <w:p>
-            <w:r/>
-            <w:r>
-              <w:rPr>
-                <w:b w:val="0"/>
-                <w:sz w:val="18"/>
-              </w:rPr>
-              <w:t>4</w:t>
-            </w:r>
-          </w:p>
-        </w:tc>
-        <w:tc>
-          <w:tcPr>
-            <w:tcW w:type="dxa" w:w="2016"/>
-            <w:vAlign w:val="center"/>
-          </w:tcPr>
-          <w:p>
-            <w:r/>
-            <w:r>
-              <w:rPr>
-                <w:b w:val="0"/>
-                <w:sz w:val="18"/>
-              </w:rPr>
-              <w:t>IDLE</w:t>
-            </w:r>
-          </w:p>
-        </w:tc>
-        <w:tc>
-          <w:tcPr>
-            <w:tcW w:type="dxa" w:w="2016"/>
-            <w:vAlign w:val="center"/>
-          </w:tcPr>
-          <w:p>
-            <w:r/>
-            <w:r>
-              <w:rPr>
-                <w:b w:val="0"/>
-                <w:sz w:val="18"/>
-              </w:rPr>
-              <w:t>(26, True)</w:t>
-            </w:r>
-          </w:p>
-        </w:tc>
-        <w:tc>
-          <w:tcPr>
-            <w:tcW w:type="dxa" w:w="2016"/>
-            <w:vAlign w:val="center"/>
-          </w:tcPr>
-          <w:p>
-            <w:r/>
-            <w:r>
-              <w:rPr>
-                <w:b w:val="0"/>
-                <w:sz w:val="18"/>
-              </w:rPr>
-              <w:t>IDLE</w:t>
-            </w:r>
-          </w:p>
-        </w:tc>
-        <w:tc>
-          <w:tcPr>
-            <w:tcW w:type="dxa" w:w="2016"/>
-            <w:vAlign w:val="center"/>
-          </w:tcPr>
-          <w:p>
-            <w:r/>
-            <w:r>
-              <w:rPr>
-                <w:b w:val="0"/>
-                <w:sz w:val="18"/>
-              </w:rPr>
-              <w:t>NO_COMMAND</w:t>
-            </w:r>
-          </w:p>
-        </w:tc>
-      </w:tr>
-      <w:tr>
-        <w:tc>
-          <w:tcPr>
-            <w:tcW w:type="dxa" w:w="2016"/>
-            <w:vAlign w:val="center"/>
-          </w:tcPr>
-          <w:p>
-            <w:r/>
-            <w:r>
-              <w:rPr>
-                <w:b w:val="0"/>
-                <w:sz w:val="18"/>
-              </w:rPr>
-              <w:t>5</w:t>
-            </w:r>
-          </w:p>
-        </w:tc>
-        <w:tc>
-          <w:tcPr>
-            <w:tcW w:type="dxa" w:w="2016"/>
-            <w:vAlign w:val="center"/>
-          </w:tcPr>
-          <w:p>
-            <w:r/>
-            <w:r>
-              <w:rPr>
-                <w:b w:val="0"/>
-                <w:sz w:val="18"/>
-              </w:rPr>
-              <w:t>IDLE</w:t>
-            </w:r>
-          </w:p>
-        </w:tc>
-        <w:tc>
-          <w:tcPr>
-            <w:tcW w:type="dxa" w:w="2016"/>
-            <w:vAlign w:val="center"/>
-          </w:tcPr>
-          <w:p>
-            <w:r/>
-            <w:r>
-              <w:rPr>
-                <w:b w:val="0"/>
-                <w:sz w:val="18"/>
-              </w:rPr>
-              <w:t>(19, True)</w:t>
-            </w:r>
-          </w:p>
-        </w:tc>
-        <w:tc>
-          <w:tcPr>
-            <w:tcW w:type="dxa" w:w="2016"/>
-            <w:vAlign w:val="center"/>
-          </w:tcPr>
-          <w:p>
-            <w:r/>
-            <w:r>
-              <w:rPr>
-                <w:b w:val="0"/>
-                <w:sz w:val="18"/>
-              </w:rPr>
-              <w:t>WARM</w:t>
-            </w:r>
-          </w:p>
-        </w:tc>
-        <w:tc>
-          <w:tcPr>
-            <w:tcW w:type="dxa" w:w="2016"/>
-            <w:vAlign w:val="center"/>
-          </w:tcPr>
-          <w:p>
-            <w:r/>
-            <w:r>
-              <w:rPr>
-                <w:b w:val="0"/>
-                <w:sz w:val="18"/>
-              </w:rPr>
-              <w:t>SEND</w:t>
-            </w:r>
-          </w:p>
-        </w:tc>
-      </w:tr>
-      <w:tr>
-        <w:tc>
-          <w:tcPr>
-            <w:tcW w:type="dxa" w:w="2016"/>
-            <w:vAlign w:val="center"/>
-          </w:tcPr>
-          <w:p>
-            <w:r/>
-            <w:r>
-              <w:rPr>
-                <w:b w:val="0"/>
-                <w:sz w:val="18"/>
-              </w:rPr>
-              <w:t>6</w:t>
-            </w:r>
-          </w:p>
-        </w:tc>
-        <w:tc>
-          <w:tcPr>
-            <w:tcW w:type="dxa" w:w="2016"/>
-            <w:vAlign w:val="center"/>
-          </w:tcPr>
-          <w:p>
-            <w:r/>
-            <w:r>
-              <w:rPr>
-                <w:b w:val="0"/>
-                <w:sz w:val="18"/>
-              </w:rPr>
-              <w:t>WARM</w:t>
-            </w:r>
-          </w:p>
-        </w:tc>
-        <w:tc>
-          <w:tcPr>
-            <w:tcW w:type="dxa" w:w="2016"/>
-            <w:vAlign w:val="center"/>
-          </w:tcPr>
-          <w:p>
-            <w:r/>
-            <w:r>
-              <w:rPr>
-                <w:b w:val="0"/>
-                <w:sz w:val="18"/>
-              </w:rPr>
-              <w:t>(29, False)</w:t>
-            </w:r>
-          </w:p>
-        </w:tc>
-        <w:tc>
-          <w:tcPr>
-            <w:tcW w:type="dxa" w:w="2016"/>
-            <w:vAlign w:val="center"/>
-          </w:tcPr>
-          <w:p>
-            <w:r/>
-            <w:r>
-              <w:rPr>
-                <w:b w:val="0"/>
-                <w:sz w:val="18"/>
-              </w:rPr>
-              <w:t>ECO</w:t>
-            </w:r>
-          </w:p>
-        </w:tc>
-        <w:tc>
-          <w:tcPr>
-            <w:tcW w:type="dxa" w:w="2016"/>
-            <w:vAlign w:val="center"/>
-          </w:tcPr>
-          <w:p>
-            <w:r/>
-            <w:r>
-              <w:rPr>
-                <w:b w:val="0"/>
-                <w:sz w:val="18"/>
-              </w:rPr>
-              <w:t>SEND</w:t>
-            </w:r>
-          </w:p>
-        </w:tc>
-      </w:tr>
-      <w:tr>
-        <w:tc>
-          <w:tcPr>
-            <w:tcW w:type="dxa" w:w="2016"/>
-            <w:vAlign w:val="center"/>
-          </w:tcPr>
-          <w:p>
-            <w:r/>
-            <w:r>
-              <w:rPr>
-                <w:b w:val="0"/>
-                <w:sz w:val="18"/>
-              </w:rPr>
-              <w:t>7</w:t>
-            </w:r>
-          </w:p>
-        </w:tc>
-        <w:tc>
-          <w:tcPr>
-            <w:tcW w:type="dxa" w:w="2016"/>
-            <w:vAlign w:val="center"/>
-          </w:tcPr>
-          <w:p>
-            <w:r/>
-            <w:r>
-              <w:rPr>
-                <w:b w:val="0"/>
-                <w:sz w:val="18"/>
-              </w:rPr>
-              <w:t>ECO</w:t>
-            </w:r>
-          </w:p>
-        </w:tc>
-        <w:tc>
-          <w:tcPr>
-            <w:tcW w:type="dxa" w:w="2016"/>
-            <w:vAlign w:val="center"/>
-          </w:tcPr>
-          <w:p>
-            <w:r/>
-            <w:r>
-              <w:rPr>
-                <w:b w:val="0"/>
-                <w:sz w:val="18"/>
-              </w:rPr>
-              <w:t>(29, False)</w:t>
-            </w:r>
-          </w:p>
-        </w:tc>
-        <w:tc>
-          <w:tcPr>
-            <w:tcW w:type="dxa" w:w="2016"/>
-            <w:vAlign w:val="center"/>
-          </w:tcPr>
-          <w:p>
-            <w:r/>
-            <w:r>
-              <w:rPr>
-                <w:b w:val="0"/>
-                <w:sz w:val="18"/>
-              </w:rPr>
-              <w:t>ECO</w:t>
-            </w:r>
-          </w:p>
-        </w:tc>
-        <w:tc>
-          <w:tcPr>
-            <w:tcW w:type="dxa" w:w="2016"/>
-            <w:vAlign w:val="center"/>
-          </w:tcPr>
-          <w:p>
-            <w:r/>
-            <w:r>
-              <w:rPr>
-                <w:b w:val="0"/>
-                <w:sz w:val="18"/>
-              </w:rPr>
-              <w:t>NO_COMMAND</w:t>
-            </w:r>
-          </w:p>
-        </w:tc>
-      </w:tr>
-    </w:tbl>
-    <w:p/>
-    <w:p>
-      <w:pPr>
-        <w:pStyle w:val="Heading1"/>
-      </w:pPr>
-      <w:r>
-        <w:t>6. Edge case and limitation</w:t>
-      </w:r>
-    </w:p>
-    <w:p>
-      <w:r>
-        <w:t>At 26°C the policy returns IDLE because it uses temp &gt; 26 rather than &gt;= 26. Likewise, 20°C is IDLE. A noisy sequence around 26°C can alternate between COOL and IDLE, causing too many commands. Remembering the previous mode prevents identical commands but does not provide hysteresis. A real controller should define a deadband, sensor validation and a safe fallback for missing occupancy data.</w:t>
-      </w:r>
-    </w:p>
-    <w:p>
-      <w:pPr>
-        <w:pStyle w:val="Heading1"/>
-      </w:pPr>
-      <w:r>
-        <w:t>7. Reflection and responsible practice</w:t>
-      </w:r>
-    </w:p>
-    <w:p>
-      <w:r>
-        <w:t>I learned that PEAS separates what an agent senses, does and is judged on. The most important design choice was putting safety and energy use in the performance measure instead of only speed or comfort. I would test sensor faults and manual override next. For an LLM agent, unsupported answers should be treated as a safety failure, not as successful fast replies.</w:t>
-      </w:r>
-    </w:p>
-    <w:p>
-      <w:pPr>
-        <w:pStyle w:val="Heading1"/>
-      </w:pPr>
-      <w:r>
-        <w:t>8. Sources</w:t>
-      </w:r>
-    </w:p>
-    <w:p>
-      <w:pPr>
-        <w:pStyle w:val="ListBullet"/>
-      </w:pPr>
-      <w:r>
-        <w:t>Russell, S. and Norvig, P., Artificial Intelligence: A Modern Approach, 4th ed., chapters on agents and environments. https://aima.cs.berkeley.edu/</w:t>
-      </w:r>
-    </w:p>
-    <w:p>
-      <w:pPr>
-        <w:pStyle w:val="ListBullet"/>
-      </w:pPr>
-      <w:r>
-        <w:t>Course lab manual, CAI601400, Section 2.2 PEAS and Section 2.5 percept/action trace (provided PDF).</w:t>
+        <w:t>Muhammad Ahmad, Roll No. 395 — In Lab 2 I wrote a stateful smart-classroom program that reads temperature and occupancy, selects ECO, COOL, WARM or IDLE, remembers the previous mode and sends a command only when the target changes. The main problems were deciding what should happen at exactly 20°C and 26°C and avoiding repeated commands for the same percept, so I used clear boundary comparisons and stored previous_mode; this is a simple policy and not a real hardware controller.</w:t>
       </w:r>
     </w:p>
     <w:sectPr>
       <w:pgSz w:w="12240" w:h="15840"/>
-      <w:pgMar w:top="1008" w:right="1080" w:bottom="1008" w:left="1080" w:header="720" w:footer="720" w:gutter="0"/>
+      <w:pgMar w:top="1440" w:right="1800" w:bottom="1440" w:left="1800" w:header="720" w:footer="720" w:gutter="0"/>
       <w:cols w:space="720"/>
       <w:docGrid w:linePitch="360"/>
     </w:sectPr>
@@ -1820,10 +387,6 @@
     <w:name w:val="Normal"/>
     <w:qFormat/>
     <w:rsid w:val="00FC693F"/>
-    <w:rPr>
-      <w:rFonts w:ascii="Calibri" w:hAnsi="Calibri"/>
-      <w:sz w:val="21"/>
-    </w:rPr>
   </w:style>
   <w:style w:type="paragraph" w:styleId="Header">
     <w:name w:val="header"/>
@@ -1884,11 +447,11 @@
       <w:outlineLvl w:val="0"/>
     </w:pPr>
     <w:rPr>
-      <w:rFonts w:asciiTheme="majorHAnsi" w:eastAsiaTheme="majorEastAsia" w:hAnsiTheme="majorHAnsi" w:cstheme="majorBidi" w:ascii="Calibri" w:hAnsi="Calibri"/>
+      <w:rFonts w:asciiTheme="majorHAnsi" w:eastAsiaTheme="majorEastAsia" w:hAnsiTheme="majorHAnsi" w:cstheme="majorBidi"/>
       <w:b/>
       <w:bCs/>
-      <w:color w:val="1F4E79"/>
-      <w:sz w:val="36"/>
+      <w:color w:val="365F91" w:themeColor="accent1" w:themeShade="BF"/>
+      <w:sz w:val="28"/>
       <w:szCs w:val="28"/>
     </w:rPr>
   </w:style>
@@ -1908,10 +471,10 @@
       <w:outlineLvl w:val="1"/>
     </w:pPr>
     <w:rPr>
-      <w:rFonts w:asciiTheme="majorHAnsi" w:eastAsiaTheme="majorEastAsia" w:hAnsiTheme="majorHAnsi" w:cstheme="majorBidi" w:ascii="Calibri" w:hAnsi="Calibri"/>
+      <w:rFonts w:asciiTheme="majorHAnsi" w:eastAsiaTheme="majorEastAsia" w:hAnsiTheme="majorHAnsi" w:cstheme="majorBidi"/>
       <w:b/>
       <w:bCs/>
-      <w:color w:val="2F5496"/>
+      <w:color w:val="4F81BD" w:themeColor="accent1"/>
       <w:sz w:val="26"/>
       <w:szCs w:val="26"/>
     </w:rPr>
